--- a/Отчёт/Лаб4.docx
+++ b/Отчёт/Лаб4.docx
@@ -7673,13 +7673,13 @@
         <w:tblLook w:val="04A0" w:firstRow="1" w:lastRow="0" w:firstColumn="1" w:lastColumn="0" w:noHBand="0" w:noVBand="1"/>
       </w:tblPr>
       <w:tblGrid>
-        <w:gridCol w:w="4834"/>
-        <w:gridCol w:w="4510"/>
+        <w:gridCol w:w="4615"/>
+        <w:gridCol w:w="4729"/>
       </w:tblGrid>
       <w:tr>
         <w:tc>
           <w:tcPr>
-            <w:tcW w:w="5873" w:type="dxa"/>
+            <w:tcW w:w="5098" w:type="dxa"/>
           </w:tcPr>
           <w:p>
             <w:pPr>
@@ -7698,7 +7698,7 @@
         </w:tc>
         <w:tc>
           <w:tcPr>
-            <w:tcW w:w="3471" w:type="dxa"/>
+            <w:tcW w:w="4246" w:type="dxa"/>
           </w:tcPr>
           <w:p>
             <w:pPr>
@@ -7707,13 +7707,19 @@
                 <w:lang w:val="en-US"/>
               </w:rPr>
             </w:pPr>
+            <w:r>
+              <w:rPr>
+                <w:lang w:val="en-US"/>
+              </w:rPr>
+              <w:t xml:space="preserve"> m = 10</w:t>
+            </w:r>
           </w:p>
         </w:tc>
       </w:tr>
       <w:tr>
         <w:tc>
           <w:tcPr>
-            <w:tcW w:w="5873" w:type="dxa"/>
+            <w:tcW w:w="5098" w:type="dxa"/>
           </w:tcPr>
           <w:p>
             <w:pPr>
@@ -7724,10 +7730,10 @@
                 <w:noProof/>
               </w:rPr>
               <w:drawing>
-                <wp:inline distT="0" distB="0" distL="0" distR="0" wp14:anchorId="61E10AB1" wp14:editId="786A73AE">
-                  <wp:extent cx="2954198" cy="2604211"/>
-                  <wp:effectExtent l="0" t="0" r="0" b="5715"/>
-                  <wp:docPr id="13" name="Рисунок 13"/>
+                <wp:inline distT="0" distB="0" distL="0" distR="0" wp14:anchorId="1214DB85" wp14:editId="6318125C">
+                  <wp:extent cx="2734573" cy="2410637"/>
+                  <wp:effectExtent l="0" t="0" r="8890" b="8890"/>
+                  <wp:docPr id="3" name="Рисунок 3"/>
                   <wp:cNvGraphicFramePr>
                     <a:graphicFrameLocks xmlns:a="http://schemas.openxmlformats.org/drawingml/2006/main" noChangeAspect="1"/>
                   </wp:cNvGraphicFramePr>
@@ -7735,7 +7741,7 @@
                     <a:graphicData uri="http://schemas.openxmlformats.org/drawingml/2006/picture">
                       <pic:pic xmlns:pic="http://schemas.openxmlformats.org/drawingml/2006/picture">
                         <pic:nvPicPr>
-                          <pic:cNvPr id="0" name="Picture 7"/>
+                          <pic:cNvPr id="0" name="Picture 3"/>
                           <pic:cNvPicPr>
                             <a:picLocks noChangeAspect="1" noChangeArrowheads="1"/>
                           </pic:cNvPicPr>
@@ -7756,7 +7762,7 @@
                         <pic:spPr bwMode="auto">
                           <a:xfrm>
                             <a:off x="0" y="0"/>
-                            <a:ext cx="2967643" cy="2616063"/>
+                            <a:ext cx="2745580" cy="2420340"/>
                           </a:xfrm>
                           <a:prstGeom prst="rect">
                             <a:avLst/>
@@ -7776,7 +7782,7 @@
         </w:tc>
         <w:tc>
           <w:tcPr>
-            <w:tcW w:w="3471" w:type="dxa"/>
+            <w:tcW w:w="4246" w:type="dxa"/>
           </w:tcPr>
           <w:p>
             <w:pPr>
@@ -7790,10 +7796,10 @@
                 <w:noProof/>
               </w:rPr>
               <w:drawing>
-                <wp:inline distT="0" distB="0" distL="0" distR="0" wp14:anchorId="0A6448D5" wp14:editId="01E70392">
-                  <wp:extent cx="2733675" cy="2716643"/>
-                  <wp:effectExtent l="0" t="0" r="0" b="7620"/>
-                  <wp:docPr id="7" name="Рисунок 7"/>
+                <wp:inline distT="0" distB="0" distL="0" distR="0" wp14:anchorId="54323533" wp14:editId="112211F8">
+                  <wp:extent cx="2812403" cy="2479248"/>
+                  <wp:effectExtent l="0" t="0" r="7620" b="0"/>
+                  <wp:docPr id="8" name="Рисунок 8"/>
                   <wp:cNvGraphicFramePr>
                     <a:graphicFrameLocks xmlns:a="http://schemas.openxmlformats.org/drawingml/2006/main" noChangeAspect="1"/>
                   </wp:cNvGraphicFramePr>
@@ -7801,7 +7807,7 @@
                     <a:graphicData uri="http://schemas.openxmlformats.org/drawingml/2006/picture">
                       <pic:pic xmlns:pic="http://schemas.openxmlformats.org/drawingml/2006/picture">
                         <pic:nvPicPr>
-                          <pic:cNvPr id="0" name="Picture 2"/>
+                          <pic:cNvPr id="0" name="Picture 4"/>
                           <pic:cNvPicPr>
                             <a:picLocks noChangeAspect="1" noChangeArrowheads="1"/>
                           </pic:cNvPicPr>
@@ -7822,7 +7828,7 @@
                         <pic:spPr bwMode="auto">
                           <a:xfrm>
                             <a:off x="0" y="0"/>
-                            <a:ext cx="2741642" cy="2724560"/>
+                            <a:ext cx="2818700" cy="2484799"/>
                           </a:xfrm>
                           <a:prstGeom prst="rect">
                             <a:avLst/>
@@ -7844,7 +7850,7 @@
       <w:tr>
         <w:tc>
           <w:tcPr>
-            <w:tcW w:w="5873" w:type="dxa"/>
+            <w:tcW w:w="5098" w:type="dxa"/>
           </w:tcPr>
           <w:p>
             <w:pPr>
@@ -7858,10 +7864,10 @@
                 <w:noProof/>
               </w:rPr>
               <w:drawing>
-                <wp:inline distT="0" distB="0" distL="0" distR="0" wp14:anchorId="383621D4" wp14:editId="2BE20097">
-                  <wp:extent cx="2616628" cy="2600325"/>
-                  <wp:effectExtent l="0" t="0" r="0" b="0"/>
-                  <wp:docPr id="6" name="Рисунок 6"/>
+                <wp:inline distT="0" distB="0" distL="0" distR="0" wp14:anchorId="7422E7B8" wp14:editId="7A207221">
+                  <wp:extent cx="2222208" cy="2208362"/>
+                  <wp:effectExtent l="0" t="0" r="6985" b="1905"/>
+                  <wp:docPr id="7" name="Рисунок 7"/>
                   <wp:cNvGraphicFramePr>
                     <a:graphicFrameLocks xmlns:a="http://schemas.openxmlformats.org/drawingml/2006/main" noChangeAspect="1"/>
                   </wp:cNvGraphicFramePr>
@@ -7869,7 +7875,7 @@
                     <a:graphicData uri="http://schemas.openxmlformats.org/drawingml/2006/picture">
                       <pic:pic xmlns:pic="http://schemas.openxmlformats.org/drawingml/2006/picture">
                         <pic:nvPicPr>
-                          <pic:cNvPr id="0" name="Picture 1"/>
+                          <pic:cNvPr id="0" name="Picture 2"/>
                           <pic:cNvPicPr>
                             <a:picLocks noChangeAspect="1" noChangeArrowheads="1"/>
                           </pic:cNvPicPr>
@@ -7890,7 +7896,7 @@
                         <pic:spPr bwMode="auto">
                           <a:xfrm>
                             <a:off x="0" y="0"/>
-                            <a:ext cx="2627414" cy="2611044"/>
+                            <a:ext cx="2231232" cy="2217330"/>
                           </a:xfrm>
                           <a:prstGeom prst="rect">
                             <a:avLst/>
@@ -7910,7 +7916,7 @@
         </w:tc>
         <w:tc>
           <w:tcPr>
-            <w:tcW w:w="3471" w:type="dxa"/>
+            <w:tcW w:w="4246" w:type="dxa"/>
           </w:tcPr>
           <w:p>
             <w:pPr>
@@ -7923,7 +7929,20 @@
         </w:tc>
       </w:tr>
     </w:tbl>
-    <w:p/>
+    <w:p>
+      <w:pPr>
+        <w:rPr>
+          <w:lang w:val="en-US"/>
+        </w:rPr>
+      </w:pPr>
+    </w:p>
+    <w:p>
+      <w:pPr>
+        <w:rPr>
+          <w:lang w:val="en-US"/>
+        </w:rPr>
+      </w:pPr>
+    </w:p>
     <w:p>
       <w:r>
         <w:t xml:space="preserve">Точность результата растёт с повышением </w:t>
@@ -8554,12 +8573,13 @@
         <w:tblLook w:val="04A0" w:firstRow="1" w:lastRow="0" w:firstColumn="1" w:lastColumn="0" w:noHBand="0" w:noVBand="1"/>
       </w:tblPr>
       <w:tblGrid>
-        <w:gridCol w:w="8870"/>
+        <w:gridCol w:w="4645"/>
+        <w:gridCol w:w="4699"/>
       </w:tblGrid>
       <w:tr>
         <w:tc>
           <w:tcPr>
-            <w:tcW w:w="5480" w:type="dxa"/>
+            <w:tcW w:w="5240" w:type="dxa"/>
           </w:tcPr>
           <w:p>
             <w:pPr>
@@ -8573,6 +8593,25 @@
                 <w:lang w:val="en-US"/>
               </w:rPr>
               <w:t>m = 5</w:t>
+            </w:r>
+          </w:p>
+        </w:tc>
+        <w:tc>
+          <w:tcPr>
+            <w:tcW w:w="4104" w:type="dxa"/>
+          </w:tcPr>
+          <w:p>
+            <w:pPr>
+              <w:ind w:left="0" w:firstLine="0"/>
+              <w:rPr>
+                <w:lang w:val="en-US"/>
+              </w:rPr>
+            </w:pPr>
+            <w:r>
+              <w:rPr>
+                <w:lang w:val="en-US"/>
+              </w:rPr>
+              <w:t>m = 10</w:t>
             </w:r>
           </w:p>
         </w:tc>
@@ -8580,7 +8619,7 @@
       <w:tr>
         <w:tc>
           <w:tcPr>
-            <w:tcW w:w="5480" w:type="dxa"/>
+            <w:tcW w:w="5240" w:type="dxa"/>
           </w:tcPr>
           <w:p>
             <w:pPr>
@@ -8595,10 +8634,10 @@
                 <w:lang w:val="en-US"/>
               </w:rPr>
               <w:drawing>
-                <wp:inline distT="0" distB="0" distL="0" distR="0" wp14:anchorId="3347703F" wp14:editId="05F5D6C1">
-                  <wp:extent cx="5310919" cy="4681728"/>
-                  <wp:effectExtent l="0" t="0" r="4445" b="5080"/>
-                  <wp:docPr id="15" name="Рисунок 15"/>
+                <wp:inline distT="0" distB="0" distL="0" distR="0" wp14:anchorId="08EF467E" wp14:editId="49C7CD76">
+                  <wp:extent cx="2967487" cy="2615961"/>
+                  <wp:effectExtent l="0" t="0" r="4445" b="0"/>
+                  <wp:docPr id="9" name="Рисунок 9"/>
                   <wp:cNvGraphicFramePr>
                     <a:graphicFrameLocks xmlns:a="http://schemas.openxmlformats.org/drawingml/2006/main" noChangeAspect="1"/>
                   </wp:cNvGraphicFramePr>
@@ -8606,7 +8645,7 @@
                     <a:graphicData uri="http://schemas.openxmlformats.org/drawingml/2006/picture">
                       <pic:pic xmlns:pic="http://schemas.openxmlformats.org/drawingml/2006/picture">
                         <pic:nvPicPr>
-                          <pic:cNvPr id="0" name="Picture 9"/>
+                          <pic:cNvPr id="0" name="Picture 5"/>
                           <pic:cNvPicPr>
                             <a:picLocks noChangeAspect="1" noChangeArrowheads="1"/>
                           </pic:cNvPicPr>
@@ -8627,7 +8666,7 @@
                         <pic:spPr bwMode="auto">
                           <a:xfrm>
                             <a:off x="0" y="0"/>
-                            <a:ext cx="5355470" cy="4721001"/>
+                            <a:ext cx="2976201" cy="2623643"/>
                           </a:xfrm>
                           <a:prstGeom prst="rect">
                             <a:avLst/>
@@ -8651,6 +8690,74 @@
                 <w:lang w:val="en-US"/>
               </w:rPr>
             </w:pPr>
+          </w:p>
+        </w:tc>
+        <w:tc>
+          <w:tcPr>
+            <w:tcW w:w="4104" w:type="dxa"/>
+          </w:tcPr>
+          <w:p>
+            <w:pPr>
+              <w:ind w:left="0" w:firstLine="0"/>
+              <w:rPr>
+                <w:noProof/>
+                <w:lang w:val="en-US"/>
+              </w:rPr>
+            </w:pPr>
+            <w:r>
+              <w:rPr>
+                <w:noProof/>
+                <w:lang w:val="en-US"/>
+              </w:rPr>
+              <w:drawing>
+                <wp:inline distT="0" distB="0" distL="0" distR="0" wp14:anchorId="4A03B85C" wp14:editId="10633A7F">
+                  <wp:extent cx="3010811" cy="2654152"/>
+                  <wp:effectExtent l="0" t="0" r="0" b="0"/>
+                  <wp:docPr id="14" name="Рисунок 14"/>
+                  <wp:cNvGraphicFramePr>
+                    <a:graphicFrameLocks xmlns:a="http://schemas.openxmlformats.org/drawingml/2006/main" noChangeAspect="1"/>
+                  </wp:cNvGraphicFramePr>
+                  <a:graphic xmlns:a="http://schemas.openxmlformats.org/drawingml/2006/main">
+                    <a:graphicData uri="http://schemas.openxmlformats.org/drawingml/2006/picture">
+                      <pic:pic xmlns:pic="http://schemas.openxmlformats.org/drawingml/2006/picture">
+                        <pic:nvPicPr>
+                          <pic:cNvPr id="0" name="Picture 6"/>
+                          <pic:cNvPicPr>
+                            <a:picLocks noChangeAspect="1" noChangeArrowheads="1"/>
+                          </pic:cNvPicPr>
+                        </pic:nvPicPr>
+                        <pic:blipFill>
+                          <a:blip r:embed="rId20" cstate="print">
+                            <a:extLst>
+                              <a:ext uri="{28A0092B-C50C-407E-A947-70E740481C1C}">
+                                <a14:useLocalDpi xmlns:a14="http://schemas.microsoft.com/office/drawing/2010/main" val="0"/>
+                              </a:ext>
+                            </a:extLst>
+                          </a:blip>
+                          <a:srcRect/>
+                          <a:stretch>
+                            <a:fillRect/>
+                          </a:stretch>
+                        </pic:blipFill>
+                        <pic:spPr bwMode="auto">
+                          <a:xfrm>
+                            <a:off x="0" y="0"/>
+                            <a:ext cx="3027882" cy="2669201"/>
+                          </a:xfrm>
+                          <a:prstGeom prst="rect">
+                            <a:avLst/>
+                          </a:prstGeom>
+                          <a:noFill/>
+                          <a:ln>
+                            <a:noFill/>
+                          </a:ln>
+                        </pic:spPr>
+                      </pic:pic>
+                    </a:graphicData>
+                  </a:graphic>
+                </wp:inline>
+              </w:drawing>
+            </w:r>
           </w:p>
         </w:tc>
       </w:tr>
@@ -9267,12 +9374,13 @@
         <w:tblLook w:val="04A0" w:firstRow="1" w:lastRow="0" w:firstColumn="1" w:lastColumn="0" w:noHBand="0" w:noVBand="1"/>
       </w:tblPr>
       <w:tblGrid>
-        <w:gridCol w:w="8391"/>
+        <w:gridCol w:w="4629"/>
+        <w:gridCol w:w="4715"/>
       </w:tblGrid>
       <w:tr>
         <w:tc>
           <w:tcPr>
-            <w:tcW w:w="5480" w:type="dxa"/>
+            <w:tcW w:w="5563" w:type="dxa"/>
           </w:tcPr>
           <w:p>
             <w:pPr>
@@ -9286,6 +9394,25 @@
                 <w:lang w:val="en-US"/>
               </w:rPr>
               <w:t>m = 5</w:t>
+            </w:r>
+          </w:p>
+        </w:tc>
+        <w:tc>
+          <w:tcPr>
+            <w:tcW w:w="3781" w:type="dxa"/>
+          </w:tcPr>
+          <w:p>
+            <w:pPr>
+              <w:ind w:left="0" w:firstLine="0"/>
+              <w:rPr>
+                <w:lang w:val="en-US"/>
+              </w:rPr>
+            </w:pPr>
+            <w:r>
+              <w:rPr>
+                <w:lang w:val="en-US"/>
+              </w:rPr>
+              <w:t>m = 10</w:t>
             </w:r>
           </w:p>
         </w:tc>
@@ -9293,7 +9420,7 @@
       <w:tr>
         <w:tc>
           <w:tcPr>
-            <w:tcW w:w="5480" w:type="dxa"/>
+            <w:tcW w:w="5563" w:type="dxa"/>
           </w:tcPr>
           <w:p>
             <w:pPr>
@@ -9308,10 +9435,10 @@
                 <w:lang w:val="en-US"/>
               </w:rPr>
               <w:drawing>
-                <wp:inline distT="0" distB="0" distL="0" distR="0" wp14:anchorId="09057DE1" wp14:editId="18B8D5FC">
-                  <wp:extent cx="5010912" cy="4417261"/>
-                  <wp:effectExtent l="0" t="0" r="0" b="2540"/>
-                  <wp:docPr id="18" name="Рисунок 18"/>
+                <wp:inline distT="0" distB="0" distL="0" distR="0" wp14:anchorId="2DDF82D0" wp14:editId="27695EB6">
+                  <wp:extent cx="2761077" cy="2434001"/>
+                  <wp:effectExtent l="0" t="0" r="1270" b="4445"/>
+                  <wp:docPr id="16" name="Рисунок 16"/>
                   <wp:cNvGraphicFramePr>
                     <a:graphicFrameLocks xmlns:a="http://schemas.openxmlformats.org/drawingml/2006/main" noChangeAspect="1"/>
                   </wp:cNvGraphicFramePr>
@@ -9319,13 +9446,13 @@
                     <a:graphicData uri="http://schemas.openxmlformats.org/drawingml/2006/picture">
                       <pic:pic xmlns:pic="http://schemas.openxmlformats.org/drawingml/2006/picture">
                         <pic:nvPicPr>
-                          <pic:cNvPr id="0" name="Picture 10"/>
+                          <pic:cNvPr id="0" name="Picture 7"/>
                           <pic:cNvPicPr>
                             <a:picLocks noChangeAspect="1" noChangeArrowheads="1"/>
                           </pic:cNvPicPr>
                         </pic:nvPicPr>
                         <pic:blipFill>
-                          <a:blip r:embed="rId20" cstate="print">
+                          <a:blip r:embed="rId21" cstate="print">
                             <a:extLst>
                               <a:ext uri="{28A0092B-C50C-407E-A947-70E740481C1C}">
                                 <a14:useLocalDpi xmlns:a14="http://schemas.microsoft.com/office/drawing/2010/main" val="0"/>
@@ -9340,7 +9467,7 @@
                         <pic:spPr bwMode="auto">
                           <a:xfrm>
                             <a:off x="0" y="0"/>
-                            <a:ext cx="5015564" cy="4421362"/>
+                            <a:ext cx="2779214" cy="2449989"/>
                           </a:xfrm>
                           <a:prstGeom prst="rect">
                             <a:avLst/>
@@ -9358,6 +9485,74 @@
             </w:r>
           </w:p>
         </w:tc>
+        <w:tc>
+          <w:tcPr>
+            <w:tcW w:w="3781" w:type="dxa"/>
+          </w:tcPr>
+          <w:p>
+            <w:pPr>
+              <w:ind w:left="0" w:firstLine="0"/>
+              <w:rPr>
+                <w:noProof/>
+                <w:lang w:val="en-US"/>
+              </w:rPr>
+            </w:pPr>
+            <w:r>
+              <w:rPr>
+                <w:noProof/>
+                <w:lang w:val="en-US"/>
+              </w:rPr>
+              <w:drawing>
+                <wp:inline distT="0" distB="0" distL="0" distR="0" wp14:anchorId="46DED606" wp14:editId="3D094358">
+                  <wp:extent cx="2812403" cy="2479248"/>
+                  <wp:effectExtent l="0" t="0" r="7620" b="0"/>
+                  <wp:docPr id="17" name="Рисунок 17"/>
+                  <wp:cNvGraphicFramePr>
+                    <a:graphicFrameLocks xmlns:a="http://schemas.openxmlformats.org/drawingml/2006/main" noChangeAspect="1"/>
+                  </wp:cNvGraphicFramePr>
+                  <a:graphic xmlns:a="http://schemas.openxmlformats.org/drawingml/2006/main">
+                    <a:graphicData uri="http://schemas.openxmlformats.org/drawingml/2006/picture">
+                      <pic:pic xmlns:pic="http://schemas.openxmlformats.org/drawingml/2006/picture">
+                        <pic:nvPicPr>
+                          <pic:cNvPr id="0" name="Picture 8"/>
+                          <pic:cNvPicPr>
+                            <a:picLocks noChangeAspect="1" noChangeArrowheads="1"/>
+                          </pic:cNvPicPr>
+                        </pic:nvPicPr>
+                        <pic:blipFill>
+                          <a:blip r:embed="rId22" cstate="print">
+                            <a:extLst>
+                              <a:ext uri="{28A0092B-C50C-407E-A947-70E740481C1C}">
+                                <a14:useLocalDpi xmlns:a14="http://schemas.microsoft.com/office/drawing/2010/main" val="0"/>
+                              </a:ext>
+                            </a:extLst>
+                          </a:blip>
+                          <a:srcRect/>
+                          <a:stretch>
+                            <a:fillRect/>
+                          </a:stretch>
+                        </pic:blipFill>
+                        <pic:spPr bwMode="auto">
+                          <a:xfrm>
+                            <a:off x="0" y="0"/>
+                            <a:ext cx="2820629" cy="2486499"/>
+                          </a:xfrm>
+                          <a:prstGeom prst="rect">
+                            <a:avLst/>
+                          </a:prstGeom>
+                          <a:noFill/>
+                          <a:ln>
+                            <a:noFill/>
+                          </a:ln>
+                        </pic:spPr>
+                      </pic:pic>
+                    </a:graphicData>
+                  </a:graphic>
+                </wp:inline>
+              </w:drawing>
+            </w:r>
+          </w:p>
+        </w:tc>
       </w:tr>
     </w:tbl>
     <w:p>
@@ -9391,124 +9586,9 @@
       <w:pPr>
         <w:rPr>
           <w:rFonts w:eastAsia="Calibri" w:cs="Times New Roman"/>
-          <w:lang w:val="en-US"/>
         </w:rPr>
       </w:pPr>
       <m:oMath>
-        <m:d>
-          <m:dPr>
-            <m:ctrlPr>
-              <w:rPr>
-                <w:rFonts w:ascii="Cambria Math" w:hAnsi="Cambria Math"/>
-                <w:i/>
-                <w:lang w:val="en-US"/>
-              </w:rPr>
-            </m:ctrlPr>
-          </m:dPr>
-          <m:e>
-            <m:sSup>
-              <m:sSupPr>
-                <m:ctrlPr>
-                  <w:rPr>
-                    <w:rFonts w:ascii="Cambria Math" w:hAnsi="Cambria Math"/>
-                    <w:i/>
-                    <w:lang w:val="en-US"/>
-                  </w:rPr>
-                </m:ctrlPr>
-              </m:sSupPr>
-              <m:e>
-                <m:r>
-                  <w:rPr>
-                    <w:rFonts w:ascii="Cambria Math" w:hAnsi="Cambria Math"/>
-                    <w:lang w:val="en-US"/>
-                  </w:rPr>
-                  <m:t>x</m:t>
-                </m:r>
-              </m:e>
-              <m:sup>
-                <m:r>
-                  <w:rPr>
-                    <w:rFonts w:ascii="Cambria Math" w:hAnsi="Cambria Math"/>
-                    <w:lang w:val="en-US"/>
-                  </w:rPr>
-                  <m:t>*</m:t>
-                </m:r>
-              </m:sup>
-            </m:sSup>
-            <m:r>
-              <w:rPr>
-                <w:rFonts w:ascii="Cambria Math" w:hAnsi="Cambria Math"/>
-                <w:lang w:val="en-US"/>
-              </w:rPr>
-              <m:t>;</m:t>
-            </m:r>
-            <m:sSup>
-              <m:sSupPr>
-                <m:ctrlPr>
-                  <w:rPr>
-                    <w:rFonts w:ascii="Cambria Math" w:hAnsi="Cambria Math"/>
-                    <w:i/>
-                    <w:lang w:val="en-US"/>
-                  </w:rPr>
-                </m:ctrlPr>
-              </m:sSupPr>
-              <m:e>
-                <m:r>
-                  <w:rPr>
-                    <w:rFonts w:ascii="Cambria Math" w:hAnsi="Cambria Math"/>
-                    <w:lang w:val="en-US"/>
-                  </w:rPr>
-                  <m:t>y</m:t>
-                </m:r>
-              </m:e>
-              <m:sup>
-                <m:r>
-                  <w:rPr>
-                    <w:rFonts w:ascii="Cambria Math" w:hAnsi="Cambria Math"/>
-                    <w:lang w:val="en-US"/>
-                  </w:rPr>
-                  <m:t>*</m:t>
-                </m:r>
-              </m:sup>
-            </m:sSup>
-          </m:e>
-        </m:d>
-      </m:oMath>
-      <w:r>
-        <w:t xml:space="preserve"> </w:t>
-      </w:r>
-      <w:r>
-        <w:rPr>
-          <w:lang w:val="en-US"/>
-        </w:rPr>
-        <w:t xml:space="preserve">= </w:t>
-      </w:r>
-      <w:r>
-        <w:t>(10</w:t>
-      </w:r>
-      <w:r>
-        <w:t>; -10</w:t>
-      </w:r>
-      <w:r>
-        <w:t>)</w:t>
-      </w:r>
-      <w:r>
-        <w:rPr>
-          <w:lang w:val="en-US"/>
-        </w:rPr>
-        <w:t>,</w:t>
-      </w:r>
-      <w:r>
-        <w:t xml:space="preserve"> </w:t>
-      </w:r>
-      <m:oMath>
-        <m:r>
-          <w:rPr>
-            <w:rFonts w:ascii="Cambria Math" w:hAnsi="Cambria Math"/>
-            <w:lang w:val="en-US"/>
-          </w:rPr>
-          <m:t>f</m:t>
-        </m:r>
         <m:d>
           <m:dPr>
             <m:ctrlPr>
@@ -9586,6 +9666,111 @@
         </m:d>
       </m:oMath>
       <w:r>
+        <w:t xml:space="preserve"> </w:t>
+      </w:r>
+      <w:r>
+        <w:t xml:space="preserve">= </w:t>
+      </w:r>
+      <w:r>
+        <w:t>(10</w:t>
+      </w:r>
+      <w:r>
+        <w:t>; -10</w:t>
+      </w:r>
+      <w:r>
+        <w:t>)</w:t>
+      </w:r>
+      <w:r>
+        <w:t>,</w:t>
+      </w:r>
+      <w:r>
+        <w:t xml:space="preserve"> </w:t>
+      </w:r>
+      <m:oMath>
+        <m:r>
+          <w:rPr>
+            <w:rFonts w:ascii="Cambria Math" w:hAnsi="Cambria Math"/>
+            <w:lang w:val="en-US"/>
+          </w:rPr>
+          <m:t>f</m:t>
+        </m:r>
+        <m:d>
+          <m:dPr>
+            <m:ctrlPr>
+              <w:rPr>
+                <w:rFonts w:ascii="Cambria Math" w:hAnsi="Cambria Math"/>
+                <w:i/>
+                <w:lang w:val="en-US"/>
+              </w:rPr>
+            </m:ctrlPr>
+          </m:dPr>
+          <m:e>
+            <m:sSup>
+              <m:sSupPr>
+                <m:ctrlPr>
+                  <w:rPr>
+                    <w:rFonts w:ascii="Cambria Math" w:hAnsi="Cambria Math"/>
+                    <w:i/>
+                    <w:lang w:val="en-US"/>
+                  </w:rPr>
+                </m:ctrlPr>
+              </m:sSupPr>
+              <m:e>
+                <m:r>
+                  <w:rPr>
+                    <w:rFonts w:ascii="Cambria Math" w:hAnsi="Cambria Math"/>
+                    <w:lang w:val="en-US"/>
+                  </w:rPr>
+                  <m:t>x</m:t>
+                </m:r>
+              </m:e>
+              <m:sup>
+                <m:r>
+                  <w:rPr>
+                    <w:rFonts w:ascii="Cambria Math" w:hAnsi="Cambria Math"/>
+                  </w:rPr>
+                  <m:t>*</m:t>
+                </m:r>
+              </m:sup>
+            </m:sSup>
+            <m:r>
+              <w:rPr>
+                <w:rFonts w:ascii="Cambria Math" w:hAnsi="Cambria Math"/>
+              </w:rPr>
+              <m:t>;</m:t>
+            </m:r>
+            <m:sSup>
+              <m:sSupPr>
+                <m:ctrlPr>
+                  <w:rPr>
+                    <w:rFonts w:ascii="Cambria Math" w:hAnsi="Cambria Math"/>
+                    <w:i/>
+                    <w:lang w:val="en-US"/>
+                  </w:rPr>
+                </m:ctrlPr>
+              </m:sSupPr>
+              <m:e>
+                <m:r>
+                  <w:rPr>
+                    <w:rFonts w:ascii="Cambria Math" w:hAnsi="Cambria Math"/>
+                    <w:lang w:val="en-US"/>
+                  </w:rPr>
+                  <m:t>y</m:t>
+                </m:r>
+              </m:e>
+              <m:sup>
+                <m:r>
+                  <w:rPr>
+                    <w:rFonts w:ascii="Cambria Math" w:hAnsi="Cambria Math"/>
+                  </w:rPr>
+                  <m:t>*</m:t>
+                </m:r>
+              </m:sup>
+            </m:sSup>
+          </m:e>
+        </m:d>
+      </m:oMath>
+      <w:r>
         <w:t xml:space="preserve"> =</w:t>
       </w:r>
       <w:r>
@@ -11145,9 +11330,6 @@
         <w:pStyle w:val="a7"/>
       </w:pPr>
       <w:r>
-        <w:rPr>
-          <w:lang w:val="ru-RU"/>
-        </w:rPr>
         <w:tab/>
       </w:r>
       <w:r>
@@ -13042,43 +13224,28 @@
     <w:p>
       <w:pPr>
         <w:pStyle w:val="a7"/>
-        <w:rPr>
-          <w:lang w:val="ru-RU"/>
-        </w:rPr>
-      </w:pPr>
-      <w:r>
-        <w:tab/>
-      </w:r>
-      <w:r>
-        <w:tab/>
-      </w:r>
-      <w:r>
-        <w:tab/>
-      </w:r>
-      <w:r>
-        <w:rPr>
-          <w:lang w:val="ru-RU"/>
-        </w:rPr>
+      </w:pPr>
+      <w:r>
+        <w:tab/>
+      </w:r>
+      <w:r>
+        <w:tab/>
+      </w:r>
+      <w:r>
+        <w:tab/>
+      </w:r>
+      <w:r>
         <w:t>}</w:t>
       </w:r>
     </w:p>
     <w:p>
       <w:pPr>
         <w:pStyle w:val="a7"/>
-        <w:rPr>
-          <w:lang w:val="ru-RU"/>
-        </w:rPr>
-      </w:pPr>
-      <w:r>
-        <w:rPr>
-          <w:lang w:val="ru-RU"/>
-        </w:rPr>
-        <w:tab/>
-      </w:r>
-      <w:r>
-        <w:rPr>
-          <w:lang w:val="ru-RU"/>
-        </w:rPr>
+      </w:pPr>
+      <w:r>
+        <w:tab/>
+      </w:r>
+      <w:r>
         <w:tab/>
         <w:t>}</w:t>
       </w:r>
@@ -13086,14 +13253,8 @@
     <w:p>
       <w:pPr>
         <w:pStyle w:val="a7"/>
-        <w:rPr>
-          <w:lang w:val="ru-RU"/>
-        </w:rPr>
-      </w:pPr>
-      <w:r>
-        <w:rPr>
-          <w:lang w:val="ru-RU"/>
-        </w:rPr>
+      </w:pPr>
+      <w:r>
         <w:tab/>
         <w:t>}</w:t>
       </w:r>
@@ -13101,14 +13262,8 @@
     <w:p>
       <w:pPr>
         <w:pStyle w:val="a7"/>
-        <w:rPr>
-          <w:lang w:val="ru-RU"/>
-        </w:rPr>
-      </w:pPr>
-      <w:r>
-        <w:rPr>
-          <w:lang w:val="ru-RU"/>
-        </w:rPr>
+      </w:pPr>
+      <w:r>
         <w:tab/>
         <w:t>logPoint("L", x[0], x[1]);</w:t>
       </w:r>
@@ -15105,23 +15260,17 @@
     <w:p>
       <w:pPr>
         <w:pStyle w:val="a7"/>
-        <w:rPr>
-          <w:lang w:val="ru-RU"/>
-        </w:rPr>
-      </w:pPr>
-      <w:r>
-        <w:tab/>
-      </w:r>
-      <w:r>
-        <w:tab/>
-      </w:r>
-      <w:r>
-        <w:tab/>
-      </w:r>
-      <w:r>
-        <w:rPr>
-          <w:lang w:val="ru-RU"/>
-        </w:rPr>
+      </w:pPr>
+      <w:r>
+        <w:tab/>
+      </w:r>
+      <w:r>
+        <w:tab/>
+      </w:r>
+      <w:r>
+        <w:tab/>
+      </w:r>
+      <w:r>
         <w:t>func_0 = best_f;</w:t>
       </w:r>
     </w:p>
@@ -15130,16 +15279,10 @@
         <w:pStyle w:val="a7"/>
       </w:pPr>
       <w:r>
-        <w:rPr>
-          <w:lang w:val="ru-RU"/>
-        </w:rPr>
         <w:lastRenderedPageBreak/>
         <w:tab/>
       </w:r>
       <w:r>
-        <w:rPr>
-          <w:lang w:val="ru-RU"/>
-        </w:rPr>
         <w:tab/>
       </w:r>
       <w:r>
@@ -18964,12 +19107,15 @@
     <w:rsid w:val="00AA69EA"/>
     <w:rsid w:val="00AC67D9"/>
     <w:rsid w:val="00AE6F49"/>
+    <w:rsid w:val="00B840D9"/>
+    <w:rsid w:val="00B919E7"/>
     <w:rsid w:val="00BC0934"/>
     <w:rsid w:val="00C10B5D"/>
     <w:rsid w:val="00C53091"/>
     <w:rsid w:val="00C54F4E"/>
     <w:rsid w:val="00CA5BD0"/>
     <w:rsid w:val="00CC10F5"/>
+    <w:rsid w:val="00CE684D"/>
     <w:rsid w:val="00D530D5"/>
     <w:rsid w:val="00DA6962"/>
     <w:rsid w:val="00DE43F4"/>
